--- a/Investigações sobre a Magia.docx
+++ b/Investigações sobre a Magia.docx
@@ -2367,6 +2367,672 @@
           <w14:ligatures w14:val="none"/>
         </w:rPr>
         <w:t>, 1185.</w:t>
+      </w:r>
+    </w:p>
+    <w:p>
+      <w:pPr>
+        <w:spacing w:before="100" w:beforeAutospacing="1" w:after="100" w:afterAutospacing="1" w:line="240" w:lineRule="auto"/>
+        <w:rPr>
+          <w:rFonts w:ascii="Times New Roman" w:eastAsia="Times New Roman" w:hAnsi="Times New Roman" w:cs="Times New Roman"/>
+          <w:i/>
+          <w:iCs/>
+          <w:kern w:val="0"/>
+          <w:sz w:val="20"/>
+          <w:szCs w:val="20"/>
+          <w14:ligatures w14:val="none"/>
+        </w:rPr>
+      </w:pPr>
+    </w:p>
+    <w:p>
+      <w:pPr>
+        <w:spacing w:before="100" w:beforeAutospacing="1" w:after="100" w:afterAutospacing="1" w:line="240" w:lineRule="auto"/>
+        <w:rPr>
+          <w:rFonts w:ascii="Times New Roman" w:eastAsia="Times New Roman" w:hAnsi="Times New Roman" w:cs="Times New Roman"/>
+          <w:i/>
+          <w:iCs/>
+          <w:kern w:val="0"/>
+          <w:sz w:val="20"/>
+          <w:szCs w:val="20"/>
+          <w14:ligatures w14:val="none"/>
+        </w:rPr>
+      </w:pPr>
+    </w:p>
+    <w:p>
+      <w:pPr>
+        <w:spacing w:before="100" w:beforeAutospacing="1" w:after="100" w:afterAutospacing="1" w:line="240" w:lineRule="auto"/>
+        <w:rPr>
+          <w:rFonts w:ascii="Times New Roman" w:eastAsia="Times New Roman" w:hAnsi="Times New Roman" w:cs="Times New Roman"/>
+          <w:i/>
+          <w:iCs/>
+          <w:kern w:val="0"/>
+          <w:sz w:val="20"/>
+          <w:szCs w:val="20"/>
+          <w14:ligatures w14:val="none"/>
+        </w:rPr>
+      </w:pPr>
+    </w:p>
+    <w:p>
+      <w:pPr>
+        <w:spacing w:before="100" w:beforeAutospacing="1" w:after="100" w:afterAutospacing="1" w:line="240" w:lineRule="auto"/>
+        <w:rPr>
+          <w:rFonts w:ascii="Times New Roman" w:eastAsia="Times New Roman" w:hAnsi="Times New Roman" w:cs="Times New Roman"/>
+          <w:i/>
+          <w:iCs/>
+          <w:kern w:val="0"/>
+          <w:sz w:val="20"/>
+          <w:szCs w:val="20"/>
+          <w14:ligatures w14:val="none"/>
+        </w:rPr>
+      </w:pPr>
+    </w:p>
+    <w:p>
+      <w:pPr>
+        <w:spacing w:before="100" w:beforeAutospacing="1" w:after="100" w:afterAutospacing="1" w:line="240" w:lineRule="auto"/>
+        <w:rPr>
+          <w:rFonts w:ascii="Times New Roman" w:eastAsia="Times New Roman" w:hAnsi="Times New Roman" w:cs="Times New Roman"/>
+          <w:i/>
+          <w:iCs/>
+          <w:kern w:val="0"/>
+          <w:sz w:val="20"/>
+          <w:szCs w:val="20"/>
+          <w14:ligatures w14:val="none"/>
+        </w:rPr>
+      </w:pPr>
+    </w:p>
+    <w:p>
+      <w:pPr>
+        <w:spacing w:before="100" w:beforeAutospacing="1" w:after="100" w:afterAutospacing="1" w:line="240" w:lineRule="auto"/>
+        <w:rPr>
+          <w:rFonts w:ascii="Times New Roman" w:eastAsia="Times New Roman" w:hAnsi="Times New Roman" w:cs="Times New Roman"/>
+          <w:i/>
+          <w:iCs/>
+          <w:kern w:val="0"/>
+          <w:sz w:val="20"/>
+          <w:szCs w:val="20"/>
+          <w14:ligatures w14:val="none"/>
+        </w:rPr>
+      </w:pPr>
+    </w:p>
+    <w:p>
+      <w:pPr>
+        <w:spacing w:before="100" w:beforeAutospacing="1" w:after="100" w:afterAutospacing="1" w:line="240" w:lineRule="auto"/>
+        <w:rPr>
+          <w:rFonts w:ascii="Times New Roman" w:eastAsia="Times New Roman" w:hAnsi="Times New Roman" w:cs="Times New Roman"/>
+          <w:i/>
+          <w:iCs/>
+          <w:kern w:val="0"/>
+          <w:sz w:val="20"/>
+          <w:szCs w:val="20"/>
+          <w14:ligatures w14:val="none"/>
+        </w:rPr>
+      </w:pPr>
+    </w:p>
+    <w:p>
+      <w:pPr>
+        <w:spacing w:before="100" w:beforeAutospacing="1" w:after="100" w:afterAutospacing="1" w:line="240" w:lineRule="auto"/>
+        <w:rPr>
+          <w:rFonts w:ascii="Times New Roman" w:eastAsia="Times New Roman" w:hAnsi="Times New Roman" w:cs="Times New Roman"/>
+          <w:i/>
+          <w:iCs/>
+          <w:kern w:val="0"/>
+          <w:sz w:val="20"/>
+          <w:szCs w:val="20"/>
+          <w14:ligatures w14:val="none"/>
+        </w:rPr>
+      </w:pPr>
+    </w:p>
+    <w:p>
+      <w:pPr>
+        <w:spacing w:before="100" w:beforeAutospacing="1" w:after="100" w:afterAutospacing="1" w:line="240" w:lineRule="auto"/>
+        <w:rPr>
+          <w:rFonts w:ascii="Times New Roman" w:eastAsia="Times New Roman" w:hAnsi="Times New Roman" w:cs="Times New Roman"/>
+          <w:i/>
+          <w:iCs/>
+          <w:kern w:val="0"/>
+          <w:sz w:val="20"/>
+          <w:szCs w:val="20"/>
+          <w14:ligatures w14:val="none"/>
+        </w:rPr>
+      </w:pPr>
+    </w:p>
+    <w:p>
+      <w:pPr>
+        <w:spacing w:before="100" w:beforeAutospacing="1" w:after="100" w:afterAutospacing="1" w:line="240" w:lineRule="auto"/>
+        <w:rPr>
+          <w:rFonts w:ascii="Times New Roman" w:eastAsia="Times New Roman" w:hAnsi="Times New Roman" w:cs="Times New Roman"/>
+          <w:i/>
+          <w:iCs/>
+          <w:kern w:val="0"/>
+          <w:sz w:val="20"/>
+          <w:szCs w:val="20"/>
+          <w14:ligatures w14:val="none"/>
+        </w:rPr>
+      </w:pPr>
+    </w:p>
+    <w:p>
+      <w:pPr>
+        <w:spacing w:before="100" w:beforeAutospacing="1" w:after="100" w:afterAutospacing="1" w:line="240" w:lineRule="auto"/>
+        <w:rPr>
+          <w:rFonts w:ascii="Times New Roman" w:eastAsia="Times New Roman" w:hAnsi="Times New Roman" w:cs="Times New Roman"/>
+          <w:i/>
+          <w:iCs/>
+          <w:kern w:val="0"/>
+          <w:sz w:val="20"/>
+          <w:szCs w:val="20"/>
+          <w14:ligatures w14:val="none"/>
+        </w:rPr>
+      </w:pPr>
+    </w:p>
+    <w:p>
+      <w:pPr>
+        <w:spacing w:before="100" w:beforeAutospacing="1" w:after="100" w:afterAutospacing="1" w:line="240" w:lineRule="auto"/>
+        <w:rPr>
+          <w:rFonts w:ascii="Times New Roman" w:eastAsia="Times New Roman" w:hAnsi="Times New Roman" w:cs="Times New Roman"/>
+          <w:i/>
+          <w:iCs/>
+          <w:kern w:val="0"/>
+          <w:sz w:val="20"/>
+          <w:szCs w:val="20"/>
+          <w14:ligatures w14:val="none"/>
+        </w:rPr>
+      </w:pPr>
+    </w:p>
+    <w:p>
+      <w:pPr>
+        <w:spacing w:before="100" w:beforeAutospacing="1" w:after="100" w:afterAutospacing="1" w:line="240" w:lineRule="auto"/>
+        <w:rPr>
+          <w:rFonts w:ascii="Times New Roman" w:eastAsia="Times New Roman" w:hAnsi="Times New Roman" w:cs="Times New Roman"/>
+          <w:i/>
+          <w:iCs/>
+          <w:kern w:val="0"/>
+          <w:sz w:val="20"/>
+          <w:szCs w:val="20"/>
+          <w14:ligatures w14:val="none"/>
+        </w:rPr>
+      </w:pPr>
+    </w:p>
+    <w:p>
+      <w:pPr>
+        <w:spacing w:before="100" w:beforeAutospacing="1" w:after="100" w:afterAutospacing="1" w:line="240" w:lineRule="auto"/>
+        <w:rPr>
+          <w:rFonts w:ascii="Times New Roman" w:eastAsia="Times New Roman" w:hAnsi="Times New Roman" w:cs="Times New Roman"/>
+          <w:i/>
+          <w:iCs/>
+          <w:kern w:val="0"/>
+          <w:sz w:val="20"/>
+          <w:szCs w:val="20"/>
+          <w14:ligatures w14:val="none"/>
+        </w:rPr>
+      </w:pPr>
+    </w:p>
+    <w:p>
+      <w:pPr>
+        <w:spacing w:before="100" w:beforeAutospacing="1" w:after="100" w:afterAutospacing="1" w:line="240" w:lineRule="auto"/>
+        <w:rPr>
+          <w:rFonts w:ascii="Times New Roman" w:eastAsia="Times New Roman" w:hAnsi="Times New Roman" w:cs="Times New Roman"/>
+          <w:i/>
+          <w:iCs/>
+          <w:kern w:val="0"/>
+          <w:sz w:val="20"/>
+          <w:szCs w:val="20"/>
+          <w14:ligatures w14:val="none"/>
+        </w:rPr>
+      </w:pPr>
+    </w:p>
+    <w:p>
+      <w:pPr>
+        <w:spacing w:before="100" w:beforeAutospacing="1" w:after="100" w:afterAutospacing="1" w:line="240" w:lineRule="auto"/>
+        <w:rPr>
+          <w:rFonts w:ascii="Times New Roman" w:eastAsia="Times New Roman" w:hAnsi="Times New Roman" w:cs="Times New Roman"/>
+          <w:i/>
+          <w:iCs/>
+          <w:kern w:val="0"/>
+          <w:sz w:val="20"/>
+          <w:szCs w:val="20"/>
+          <w14:ligatures w14:val="none"/>
+        </w:rPr>
+      </w:pPr>
+      <w:r>
+        <w:rPr>
+          <w:rFonts w:ascii="Times New Roman" w:eastAsia="Times New Roman" w:hAnsi="Times New Roman" w:cs="Times New Roman"/>
+          <w:i/>
+          <w:iCs/>
+          <w:kern w:val="0"/>
+          <w:sz w:val="20"/>
+          <w:szCs w:val="20"/>
+          <w14:ligatures w14:val="none"/>
+        </w:rPr>
+        <w:t>A Trama e o Primeiro Corte</w:t>
+      </w:r>
+    </w:p>
+    <w:p>
+      <w:pPr>
+        <w:spacing w:before="100" w:beforeAutospacing="1" w:after="100" w:afterAutospacing="1" w:line="240" w:lineRule="auto"/>
+        <w:rPr>
+          <w:rFonts w:ascii="Times New Roman" w:eastAsia="Times New Roman" w:hAnsi="Times New Roman" w:cs="Times New Roman"/>
+          <w:i/>
+          <w:iCs/>
+          <w:kern w:val="0"/>
+          <w:sz w:val="20"/>
+          <w:szCs w:val="20"/>
+          <w14:ligatures w14:val="none"/>
+        </w:rPr>
+      </w:pPr>
+    </w:p>
+    <w:p>
+      <w:pPr>
+        <w:spacing w:before="100" w:beforeAutospacing="1" w:after="100" w:afterAutospacing="1" w:line="240" w:lineRule="auto"/>
+        <w:rPr>
+          <w:rFonts w:ascii="Times New Roman" w:eastAsia="Times New Roman" w:hAnsi="Times New Roman" w:cs="Times New Roman"/>
+          <w:i/>
+          <w:iCs/>
+          <w:kern w:val="0"/>
+          <w:sz w:val="20"/>
+          <w:szCs w:val="20"/>
+          <w14:ligatures w14:val="none"/>
+        </w:rPr>
+      </w:pPr>
+      <w:r>
+        <w:rPr>
+          <w:rFonts w:ascii="Times New Roman" w:eastAsia="Times New Roman" w:hAnsi="Times New Roman" w:cs="Times New Roman"/>
+          <w:i/>
+          <w:iCs/>
+          <w:kern w:val="0"/>
+          <w:sz w:val="20"/>
+          <w:szCs w:val="20"/>
+          <w14:ligatures w14:val="none"/>
+        </w:rPr>
+        <w:t xml:space="preserve">A Trama (The </w:t>
+      </w:r>
+      <w:proofErr w:type="spellStart"/>
+      <w:r>
+        <w:rPr>
+          <w:rFonts w:ascii="Times New Roman" w:eastAsia="Times New Roman" w:hAnsi="Times New Roman" w:cs="Times New Roman"/>
+          <w:i/>
+          <w:iCs/>
+          <w:kern w:val="0"/>
+          <w:sz w:val="20"/>
+          <w:szCs w:val="20"/>
+          <w14:ligatures w14:val="none"/>
+        </w:rPr>
+        <w:t>Weave</w:t>
+      </w:r>
+      <w:proofErr w:type="spellEnd"/>
+      <w:r>
+        <w:rPr>
+          <w:rFonts w:ascii="Times New Roman" w:eastAsia="Times New Roman" w:hAnsi="Times New Roman" w:cs="Times New Roman"/>
+          <w:i/>
+          <w:iCs/>
+          <w:kern w:val="0"/>
+          <w:sz w:val="20"/>
+          <w:szCs w:val="20"/>
+          <w14:ligatures w14:val="none"/>
+        </w:rPr>
+        <w:t>). Antes da Velha Era ter esse nome, há uns seis mil ano</w:t>
+      </w:r>
+      <w:r>
+        <w:rPr>
+          <w:rFonts w:ascii="Times New Roman" w:eastAsia="Times New Roman" w:hAnsi="Times New Roman" w:cs="Times New Roman"/>
+          <w:i/>
+          <w:iCs/>
+          <w:kern w:val="0"/>
+          <w:sz w:val="20"/>
+          <w:szCs w:val="20"/>
+          <w14:ligatures w14:val="none"/>
+        </w:rPr>
+        <w:t>s</w:t>
+      </w:r>
+      <w:r>
+        <w:rPr>
+          <w:rFonts w:ascii="Times New Roman" w:eastAsia="Times New Roman" w:hAnsi="Times New Roman" w:cs="Times New Roman"/>
+          <w:i/>
+          <w:iCs/>
+          <w:kern w:val="0"/>
+          <w:sz w:val="20"/>
+          <w:szCs w:val="20"/>
+          <w14:ligatures w14:val="none"/>
+        </w:rPr>
+        <w:t>, a magia não era um dom raro. Era um ofício. A Trama estava em tudo, e qualquer pessoa podia aprender a "puxar um fio". Era difícil, exigia anos de estudo, mas era acessível a todos, como ler ou forjar. Os "seres extraordinários que comandaram o mundo" das histórias infantis eram simplesmente os mestres dessa época.</w:t>
+      </w:r>
+    </w:p>
+    <w:p>
+      <w:pPr>
+        <w:spacing w:before="100" w:beforeAutospacing="1" w:after="100" w:afterAutospacing="1" w:line="240" w:lineRule="auto"/>
+        <w:rPr>
+          <w:rFonts w:ascii="Times New Roman" w:eastAsia="Times New Roman" w:hAnsi="Times New Roman" w:cs="Times New Roman"/>
+          <w:i/>
+          <w:iCs/>
+          <w:kern w:val="0"/>
+          <w:sz w:val="20"/>
+          <w:szCs w:val="20"/>
+          <w14:ligatures w14:val="none"/>
+        </w:rPr>
+      </w:pPr>
+      <w:r>
+        <w:rPr>
+          <w:rFonts w:ascii="Times New Roman" w:eastAsia="Times New Roman" w:hAnsi="Times New Roman" w:cs="Times New Roman"/>
+          <w:i/>
+          <w:iCs/>
+          <w:kern w:val="0"/>
+          <w:sz w:val="20"/>
+          <w:szCs w:val="20"/>
+          <w14:ligatures w14:val="none"/>
+        </w:rPr>
+        <w:t>O Primeiro Corte (o pecado original). A magia sempre foi um pedido: o praticante pedia, e a Trama respondia. Um grupo, ou uma única pessoa, descobriu que dava para prender a Trama dentro de um objeto e extrair dela força sem pedir nada. Foi a primeira máquina, a primeira fonte de poder. A Trama não puniu essas pessoas; ela simplesmente parou de reconhecê-las. O laço foi cortado, e o corte passou para os filhos.</w:t>
+      </w:r>
+    </w:p>
+    <w:p>
+      <w:pPr>
+        <w:spacing w:before="100" w:beforeAutospacing="1" w:after="100" w:afterAutospacing="1" w:line="240" w:lineRule="auto"/>
+        <w:rPr>
+          <w:rFonts w:ascii="Times New Roman" w:eastAsia="Times New Roman" w:hAnsi="Times New Roman" w:cs="Times New Roman"/>
+          <w:i/>
+          <w:iCs/>
+          <w:kern w:val="0"/>
+          <w:sz w:val="20"/>
+          <w:szCs w:val="20"/>
+          <w14:ligatures w14:val="none"/>
+        </w:rPr>
+      </w:pPr>
+      <w:r>
+        <w:rPr>
+          <w:rFonts w:ascii="Times New Roman" w:eastAsia="Times New Roman" w:hAnsi="Times New Roman" w:cs="Times New Roman"/>
+          <w:i/>
+          <w:iCs/>
+          <w:kern w:val="0"/>
+          <w:sz w:val="20"/>
+          <w:szCs w:val="20"/>
+          <w14:ligatures w14:val="none"/>
+        </w:rPr>
+        <w:t xml:space="preserve">Os Corrompidos. O corte é hereditário e dominante: basta um dos pais ser corrompido para o filho nascer corrompido. Em poucos milênios de casamentos, comércio e conquistas, quase toda a humanidade herdou o corte. É por isso que os magos praticamente desapareceram, e ninguém precisou de guerra para isso. (Como não existe genética no mundo, dentro da </w:t>
+      </w:r>
+      <w:proofErr w:type="spellStart"/>
+      <w:r>
+        <w:rPr>
+          <w:rFonts w:ascii="Times New Roman" w:eastAsia="Times New Roman" w:hAnsi="Times New Roman" w:cs="Times New Roman"/>
+          <w:i/>
+          <w:iCs/>
+          <w:kern w:val="0"/>
+          <w:sz w:val="20"/>
+          <w:szCs w:val="20"/>
+          <w14:ligatures w14:val="none"/>
+        </w:rPr>
+        <w:t>lore</w:t>
+      </w:r>
+      <w:proofErr w:type="spellEnd"/>
+      <w:r>
+        <w:rPr>
+          <w:rFonts w:ascii="Times New Roman" w:eastAsia="Times New Roman" w:hAnsi="Times New Roman" w:cs="Times New Roman"/>
+          <w:i/>
+          <w:iCs/>
+          <w:kern w:val="0"/>
+          <w:sz w:val="20"/>
+          <w:szCs w:val="20"/>
+          <w14:ligatures w14:val="none"/>
+        </w:rPr>
+        <w:t xml:space="preserve"> isso pode se chamar "a Marca" ou "o Sangue Cortado". Talvez algum acadêmico de Isteros acabe teorizando a hereditariedade.)</w:t>
+      </w:r>
+    </w:p>
+    <w:p>
+      <w:pPr>
+        <w:spacing w:before="100" w:beforeAutospacing="1" w:after="100" w:afterAutospacing="1" w:line="240" w:lineRule="auto"/>
+        <w:rPr>
+          <w:rFonts w:ascii="Times New Roman" w:eastAsia="Times New Roman" w:hAnsi="Times New Roman" w:cs="Times New Roman"/>
+          <w:i/>
+          <w:iCs/>
+          <w:kern w:val="0"/>
+          <w:sz w:val="20"/>
+          <w:szCs w:val="20"/>
+          <w14:ligatures w14:val="none"/>
+        </w:rPr>
+      </w:pPr>
+      <w:proofErr w:type="gramStart"/>
+      <w:r>
+        <w:rPr>
+          <w:rFonts w:ascii="Times New Roman" w:eastAsia="Times New Roman" w:hAnsi="Times New Roman" w:cs="Times New Roman"/>
+          <w:i/>
+          <w:iCs/>
+          <w:kern w:val="0"/>
+          <w:sz w:val="20"/>
+          <w:szCs w:val="20"/>
+          <w14:ligatures w14:val="none"/>
+        </w:rPr>
+        <w:t>Por que</w:t>
+      </w:r>
+      <w:proofErr w:type="gramEnd"/>
+      <w:r>
+        <w:rPr>
+          <w:rFonts w:ascii="Times New Roman" w:eastAsia="Times New Roman" w:hAnsi="Times New Roman" w:cs="Times New Roman"/>
+          <w:i/>
+          <w:iCs/>
+          <w:kern w:val="0"/>
+          <w:sz w:val="20"/>
+          <w:szCs w:val="20"/>
+          <w14:ligatures w14:val="none"/>
+        </w:rPr>
+        <w:t xml:space="preserve"> é tão difícil voltar. Um corrompido não pede à Trama; ele precisa forçá-la, e ela cobra caro. A wiki já tem a prova disso: o especialista de Helland tocou o Coração de Gelo, congelou e morreu com cristais dentro das veias. Esse pode ser o preço padrão quando um corrompido toca a Trama crua.</w:t>
+      </w:r>
+    </w:p>
+    <w:p>
+      <w:pPr>
+        <w:spacing w:before="100" w:beforeAutospacing="1" w:after="100" w:afterAutospacing="1" w:line="240" w:lineRule="auto"/>
+        <w:rPr>
+          <w:rFonts w:ascii="Times New Roman" w:eastAsia="Times New Roman" w:hAnsi="Times New Roman" w:cs="Times New Roman"/>
+          <w:i/>
+          <w:iCs/>
+          <w:kern w:val="0"/>
+          <w:sz w:val="20"/>
+          <w:szCs w:val="20"/>
+          <w14:ligatures w14:val="none"/>
+        </w:rPr>
+      </w:pPr>
+      <w:proofErr w:type="spellStart"/>
+      <w:r>
+        <w:rPr>
+          <w:rFonts w:ascii="Times New Roman" w:eastAsia="Times New Roman" w:hAnsi="Times New Roman" w:cs="Times New Roman"/>
+          <w:i/>
+          <w:iCs/>
+          <w:kern w:val="0"/>
+          <w:sz w:val="20"/>
+          <w:szCs w:val="20"/>
+          <w14:ligatures w14:val="none"/>
+        </w:rPr>
+        <w:t>Veld</w:t>
+      </w:r>
+      <w:proofErr w:type="spellEnd"/>
+      <w:r>
+        <w:rPr>
+          <w:rFonts w:ascii="Times New Roman" w:eastAsia="Times New Roman" w:hAnsi="Times New Roman" w:cs="Times New Roman"/>
+          <w:i/>
+          <w:iCs/>
+          <w:kern w:val="0"/>
+          <w:sz w:val="20"/>
+          <w:szCs w:val="20"/>
+          <w14:ligatures w14:val="none"/>
+        </w:rPr>
+        <w:t>-Thar. Os que não foram corrompidos se isolaram onde a Trama ainda é densa. As névoas espirituais, os antigos pactos, os dragões e os exércitos que desaparecem no interior passam a ter uma explicação: são a Trama protegendo o último lugar onde ela ainda é ouvida. A escola de magia fica lá, longe da tecnologia.</w:t>
+      </w:r>
+    </w:p>
+    <w:p>
+      <w:pPr>
+        <w:spacing w:before="100" w:beforeAutospacing="1" w:after="100" w:afterAutospacing="1" w:line="240" w:lineRule="auto"/>
+        <w:rPr>
+          <w:rFonts w:ascii="Times New Roman" w:eastAsia="Times New Roman" w:hAnsi="Times New Roman" w:cs="Times New Roman"/>
+          <w:i/>
+          <w:iCs/>
+          <w:kern w:val="0"/>
+          <w:sz w:val="20"/>
+          <w:szCs w:val="20"/>
+          <w14:ligatures w14:val="none"/>
+        </w:rPr>
+      </w:pPr>
+      <w:r>
+        <w:rPr>
+          <w:rFonts w:ascii="Times New Roman" w:eastAsia="Times New Roman" w:hAnsi="Times New Roman" w:cs="Times New Roman"/>
+          <w:i/>
+          <w:iCs/>
+          <w:kern w:val="0"/>
+          <w:sz w:val="20"/>
+          <w:szCs w:val="20"/>
+          <w14:ligatures w14:val="none"/>
+        </w:rPr>
+        <w:t>A ironia centra</w:t>
+      </w:r>
+      <w:r>
+        <w:rPr>
+          <w:rFonts w:ascii="Times New Roman" w:eastAsia="Times New Roman" w:hAnsi="Times New Roman" w:cs="Times New Roman"/>
+          <w:i/>
+          <w:iCs/>
+          <w:kern w:val="0"/>
+          <w:sz w:val="20"/>
+          <w:szCs w:val="20"/>
+          <w14:ligatures w14:val="none"/>
+        </w:rPr>
+        <w:t>l</w:t>
+      </w:r>
+    </w:p>
+    <w:p>
+      <w:pPr>
+        <w:spacing w:before="100" w:beforeAutospacing="1" w:after="100" w:afterAutospacing="1" w:line="240" w:lineRule="auto"/>
+        <w:rPr>
+          <w:rFonts w:ascii="Times New Roman" w:eastAsia="Times New Roman" w:hAnsi="Times New Roman" w:cs="Times New Roman"/>
+          <w:i/>
+          <w:iCs/>
+          <w:kern w:val="0"/>
+          <w:sz w:val="20"/>
+          <w:szCs w:val="20"/>
+          <w14:ligatures w14:val="none"/>
+        </w:rPr>
+      </w:pPr>
+      <w:r>
+        <w:rPr>
+          <w:rFonts w:ascii="Times New Roman" w:eastAsia="Times New Roman" w:hAnsi="Times New Roman" w:cs="Times New Roman"/>
+          <w:i/>
+          <w:iCs/>
+          <w:kern w:val="0"/>
+          <w:sz w:val="20"/>
+          <w:szCs w:val="20"/>
+          <w14:ligatures w14:val="none"/>
+        </w:rPr>
+        <w:t>Pelo que a wiki descreve, a Pedra Coração de Gelo e a energia etérea de Isteros podem ser exatamente o mesmo pecado repetido em escala industrial: Trama cristalizada, presa num núcleo e drenada. O Império que ri da magia funciona à base dela. E o Coração de Gelo sob Helland ("talvez seja um mecanismo de contenção", "nós abrimos a porta") pode ser o lugar do Primeiro Corte, ou o que foi selado depois dele.</w:t>
+      </w:r>
+    </w:p>
+    <w:p>
+      <w:pPr>
+        <w:spacing w:before="100" w:beforeAutospacing="1" w:after="100" w:afterAutospacing="1" w:line="240" w:lineRule="auto"/>
+        <w:rPr>
+          <w:rFonts w:ascii="Times New Roman" w:eastAsia="Times New Roman" w:hAnsi="Times New Roman" w:cs="Times New Roman"/>
+          <w:i/>
+          <w:iCs/>
+          <w:kern w:val="0"/>
+          <w:sz w:val="20"/>
+          <w:szCs w:val="20"/>
+          <w14:ligatures w14:val="none"/>
+        </w:rPr>
+      </w:pPr>
+      <w:r>
+        <w:rPr>
+          <w:rFonts w:ascii="Times New Roman" w:eastAsia="Times New Roman" w:hAnsi="Times New Roman" w:cs="Times New Roman"/>
+          <w:i/>
+          <w:iCs/>
+          <w:kern w:val="0"/>
+          <w:sz w:val="20"/>
+          <w:szCs w:val="20"/>
+          <w14:ligatures w14:val="none"/>
+        </w:rPr>
+        <w:t xml:space="preserve">Como isso corrige o </w:t>
+      </w:r>
+      <w:proofErr w:type="spellStart"/>
+      <w:r>
+        <w:rPr>
+          <w:rFonts w:ascii="Times New Roman" w:eastAsia="Times New Roman" w:hAnsi="Times New Roman" w:cs="Times New Roman"/>
+          <w:i/>
+          <w:iCs/>
+          <w:kern w:val="0"/>
+          <w:sz w:val="20"/>
+          <w:szCs w:val="20"/>
+          <w14:ligatures w14:val="none"/>
+        </w:rPr>
+        <w:t>Bohgmah</w:t>
+      </w:r>
+      <w:proofErr w:type="spellEnd"/>
+    </w:p>
+    <w:p>
+      <w:pPr>
+        <w:spacing w:before="100" w:beforeAutospacing="1" w:after="100" w:afterAutospacing="1" w:line="240" w:lineRule="auto"/>
+        <w:rPr>
+          <w:rFonts w:ascii="Times New Roman" w:eastAsia="Times New Roman" w:hAnsi="Times New Roman" w:cs="Times New Roman"/>
+          <w:i/>
+          <w:iCs/>
+          <w:kern w:val="0"/>
+          <w:sz w:val="20"/>
+          <w:szCs w:val="20"/>
+          <w14:ligatures w14:val="none"/>
+        </w:rPr>
+      </w:pPr>
+      <w:r>
+        <w:rPr>
+          <w:rFonts w:ascii="Times New Roman" w:eastAsia="Times New Roman" w:hAnsi="Times New Roman" w:cs="Times New Roman"/>
+          <w:i/>
+          <w:iCs/>
+          <w:kern w:val="0"/>
+          <w:sz w:val="20"/>
+          <w:szCs w:val="20"/>
+          <w14:ligatures w14:val="none"/>
+        </w:rPr>
+        <w:t xml:space="preserve">Ele estava quase certo: a magia não nasceu em </w:t>
+      </w:r>
+      <w:proofErr w:type="spellStart"/>
+      <w:r>
+        <w:rPr>
+          <w:rFonts w:ascii="Times New Roman" w:eastAsia="Times New Roman" w:hAnsi="Times New Roman" w:cs="Times New Roman"/>
+          <w:i/>
+          <w:iCs/>
+          <w:kern w:val="0"/>
+          <w:sz w:val="20"/>
+          <w:szCs w:val="20"/>
+          <w14:ligatures w14:val="none"/>
+        </w:rPr>
+        <w:t>Veld</w:t>
+      </w:r>
+      <w:proofErr w:type="spellEnd"/>
+      <w:r>
+        <w:rPr>
+          <w:rFonts w:ascii="Times New Roman" w:eastAsia="Times New Roman" w:hAnsi="Times New Roman" w:cs="Times New Roman"/>
+          <w:i/>
+          <w:iCs/>
+          <w:kern w:val="0"/>
+          <w:sz w:val="20"/>
+          <w:szCs w:val="20"/>
+          <w14:ligatures w14:val="none"/>
+        </w:rPr>
+        <w:t xml:space="preserve">-Thar, ela recuou para lá. Os 30 casos sem explicação seriam três coisas: não corrompidos espalhados pelo mundo (o homem das dunas, o viajante sem sombra), corrompidos que pagaram o preço para reaprender, e povos com laços antigos, como os </w:t>
+      </w:r>
+      <w:proofErr w:type="spellStart"/>
+      <w:r>
+        <w:rPr>
+          <w:rFonts w:ascii="Times New Roman" w:eastAsia="Times New Roman" w:hAnsi="Times New Roman" w:cs="Times New Roman"/>
+          <w:i/>
+          <w:iCs/>
+          <w:kern w:val="0"/>
+          <w:sz w:val="20"/>
+          <w:szCs w:val="20"/>
+          <w14:ligatures w14:val="none"/>
+        </w:rPr>
+        <w:t>Arhto-Keim</w:t>
+      </w:r>
+      <w:proofErr w:type="spellEnd"/>
+      <w:r>
+        <w:rPr>
+          <w:rFonts w:ascii="Times New Roman" w:eastAsia="Times New Roman" w:hAnsi="Times New Roman" w:cs="Times New Roman"/>
+          <w:i/>
+          <w:iCs/>
+          <w:kern w:val="0"/>
+          <w:sz w:val="20"/>
+          <w:szCs w:val="20"/>
+          <w14:ligatures w14:val="none"/>
+        </w:rPr>
+        <w:t xml:space="preserve"> que "ouvem o gelo". E, se ele sobreviveu ao naufrágio, o Mar de Thar faz dele o primeiro estudioso de Isteros a chegar ao lugar que passou a vida procurando.</w:t>
       </w:r>
     </w:p>
     <w:p>
